--- a/ashoro_proposal/tools/restructured.docx
+++ b/ashoro_proposal/tools/restructured.docx
@@ -2417,7 +2417,7 @@
           <w:sz w:val="20"/>
           <w:szCs w:val="20"/>
         </w:rPr>
-        <w:t xml:space="preserve">・障がい者アンケート調査の実施　→　4章（４）〜（７）</w:t>
+        <w:t xml:space="preserve">・障がい者アンケート調査の実施　→　4章（１）・（３）〜（７）</w:t>
       </w:r>
     </w:p>
     <w:p>
@@ -2459,7 +2459,7 @@
           <w:sz w:val="20"/>
           <w:szCs w:val="20"/>
         </w:rPr>
-        <w:t xml:space="preserve">・成果品　→　アンケート調査報告書、関係団体等調査及び庁内関係課調査のとりまとめ資料、計画策定委員会等の運営支援に係る資料（履行期限：令和8年12月28日）</w:t>
+        <w:t xml:space="preserve">・成果品　→　アンケート調査報告書、関係団体等調査及び庁内関係課調査のとりまとめ資料（履行期限：令和8年12月28日）</w:t>
       </w:r>
     </w:p>
     <w:p>
@@ -9826,7 +9826,7 @@
                 <w:sz w:val="18"/>
                 <w:szCs w:val="18"/>
               </w:rPr>
-              <w:t xml:space="preserve">令和9年4月からの制度移行（就労系サービス利用時のアセスメント原則化）に備えた実態把握。S-8と同じ分岐条件（就労中または就労意向のある方）に連動させ、無回答の再発を防ぐ</w:t>
+              <w:t xml:space="preserve">令和9年4月からの制度移行（就労系サービス利用時のアセスメント原則化）に備えた実態把握。（７）②で修正する就労関連設問と同じ分岐条件（就労中または就労意向のある方）に連動させ、無回答の再発を防ぐ</w:t>
             </w:r>
           </w:p>
         </w:tc>

--- a/ashoro_proposal/tools/restructured.docx
+++ b/ashoro_proposal/tools/restructured.docx
@@ -803,7 +803,7 @@
           <w:szCs w:val="20"/>
           <w:color w:val="404040"/>
         </w:rPr>
-        <w:t>5</w:t>
+        <w:t>6</w:t>
       </w:r>
       <w:r>
         <w:rPr>
@@ -868,7 +868,7 @@
           <w:sz w:val="21"/>
           <w:szCs w:val="21"/>
         </w:rPr>
-        <w:t>6</w:t>
+        <w:t>7</w:t>
       </w:r>
       <w:r>
         <w:rPr>
@@ -939,7 +939,7 @@
           <w:szCs w:val="20"/>
           <w:color w:val="404040"/>
         </w:rPr>
-        <w:t>6</w:t>
+        <w:t>7</w:t>
       </w:r>
       <w:r>
         <w:rPr>
@@ -1011,7 +1011,7 @@
           <w:szCs w:val="20"/>
           <w:color w:val="404040"/>
         </w:rPr>
-        <w:t>6</w:t>
+        <w:t>7</w:t>
       </w:r>
       <w:r>
         <w:rPr>
@@ -1083,7 +1083,7 @@
           <w:szCs w:val="20"/>
           <w:color w:val="404040"/>
         </w:rPr>
-        <w:t>6</w:t>
+        <w:t>7</w:t>
       </w:r>
       <w:r>
         <w:rPr>
@@ -1155,7 +1155,7 @@
           <w:szCs w:val="20"/>
           <w:color w:val="404040"/>
         </w:rPr>
-        <w:t>7</w:t>
+        <w:t>8</w:t>
       </w:r>
       <w:r>
         <w:rPr>
@@ -1227,7 +1227,7 @@
           <w:szCs w:val="20"/>
           <w:color w:val="404040"/>
         </w:rPr>
-        <w:t>8</w:t>
+        <w:t>9</w:t>
       </w:r>
       <w:r>
         <w:rPr>
@@ -1299,7 +1299,7 @@
           <w:szCs w:val="20"/>
           <w:color w:val="404040"/>
         </w:rPr>
-        <w:t>8</w:t>
+        <w:t>9</w:t>
       </w:r>
       <w:r>
         <w:rPr>
@@ -1371,7 +1371,7 @@
           <w:szCs w:val="20"/>
           <w:color w:val="404040"/>
         </w:rPr>
-        <w:t>9</w:t>
+        <w:t>10</w:t>
       </w:r>
       <w:r>
         <w:rPr>
@@ -1443,7 +1443,7 @@
           <w:szCs w:val="20"/>
           <w:color w:val="404040"/>
         </w:rPr>
-        <w:t>10</w:t>
+        <w:t>11</w:t>
       </w:r>
       <w:r>
         <w:rPr>
@@ -1508,7 +1508,7 @@
           <w:sz w:val="21"/>
           <w:szCs w:val="21"/>
         </w:rPr>
-        <w:t>11</w:t>
+        <w:t>13</w:t>
       </w:r>
       <w:r>
         <w:rPr>
@@ -1572,7 +1572,7 @@
           <w:sz w:val="21"/>
           <w:szCs w:val="21"/>
         </w:rPr>
-        <w:t>13</w:t>
+        <w:t>15</w:t>
       </w:r>
       <w:r>
         <w:rPr>
@@ -1636,7 +1636,7 @@
           <w:sz w:val="21"/>
           <w:szCs w:val="21"/>
         </w:rPr>
-        <w:t>15</w:t>
+        <w:t>17</w:t>
       </w:r>
       <w:r>
         <w:rPr>
@@ -1700,7 +1700,7 @@
           <w:sz w:val="21"/>
           <w:szCs w:val="21"/>
         </w:rPr>
-        <w:t>16</w:t>
+        <w:t>18</w:t>
       </w:r>
       <w:r>
         <w:rPr>
@@ -1764,7 +1764,7 @@
           <w:sz w:val="21"/>
           <w:szCs w:val="21"/>
         </w:rPr>
-        <w:t>17</w:t>
+        <w:t>19</w:t>
       </w:r>
       <w:r>
         <w:rPr>
@@ -2477,12 +2477,8 @@
       </w:r>
     </w:p>
     <w:p>
-      <w:r>
-        <w:br w:type="page"/>
-      </w:r>
-    </w:p>
-    <w:p>
-      <w:pPr>
+      <w:pPr>
+        <w:pageBreakBefore/>
         <w:pBdr>
           <w:bottom w:val="single" w:color="1F4E78" w:sz="6" w:space="4"/>
         </w:pBdr>
@@ -3181,12 +3177,8 @@
       </w:tr>
     </w:tbl>
     <w:p>
-      <w:r>
-        <w:br w:type="page"/>
-      </w:r>
-    </w:p>
-    <w:p>
-      <w:pPr>
+      <w:pPr>
+        <w:pageBreakBefore/>
         <w:pBdr>
           <w:bottom w:val="single" w:color="1F4E78" w:sz="6" w:space="4"/>
         </w:pBdr>
@@ -6110,6 +6102,583 @@
     </w:p>
     <w:p>
       <w:pPr>
+        <w:spacing w:after="80" w:before="140"/>
+      </w:pPr>
+      <w:r>
+        <w:rPr>
+          <w:rFonts w:ascii="Yu Gothic" w:cs="Yu Gothic" w:eastAsia="Yu Gothic" w:hAnsi="Yu Gothic"/>
+          <w:b/>
+          <w:bCs/>
+          <w:color w:val="1F4E78"/>
+          <w:sz w:val="20"/>
+          <w:szCs w:val="20"/>
+        </w:rPr>
+        <w:t xml:space="preserve">■回答者構成の偏りが集計値に与える影響（当社による試算）</w:t>
+      </w:r>
+    </w:p>
+    <w:p>
+      <w:pPr>
+        <w:spacing w:after="140" w:line="300"/>
+        <w:jc w:val="left"/>
+      </w:pPr>
+      <w:r>
+        <w:rPr>
+          <w:rFonts w:ascii="Yu Gothic" w:cs="Yu Gothic" w:eastAsia="Yu Gothic" w:hAnsi="Yu Gothic"/>
+          <w:sz w:val="20"/>
+          <w:szCs w:val="20"/>
+        </w:rPr>
+        <w:t xml:space="preserve">前回の町民アンケートでは、回答者に占める70歳以上の割合が44.1%であり、18歳以上人口に占める割合（第9期足寄町高齢者保健福祉計画の人口推計からの概算で約35%）を9ポイント程度上回っています。この構成の違いが集計値にどの程度影響するかを、70歳以上と70歳未満の2区分を実際の人口構成比に補正する方法で試算しました。</w:t>
+      </w:r>
+    </w:p>
+    <w:tbl>
+      <w:tblPr>
+        <w:tblW w:type="dxa" w:w="9906"/>
+        <w:tblBorders>
+          <w:top w:val="single" w:color="auto" w:sz="4"/>
+          <w:left w:val="single" w:color="auto" w:sz="4"/>
+          <w:bottom w:val="single" w:color="auto" w:sz="4"/>
+          <w:right w:val="single" w:color="auto" w:sz="4"/>
+          <w:insideH w:val="single" w:color="auto" w:sz="4"/>
+          <w:insideV w:val="single" w:color="auto" w:sz="4"/>
+        </w:tblBorders>
+      </w:tblPr>
+      <w:tblGrid>
+        <w:gridCol w:w="4300"/>
+        <w:gridCol w:w="2100"/>
+        <w:gridCol w:w="3506"/>
+      </w:tblGrid>
+      <w:tr>
+        <w:trPr>
+          <w:tblHeader/>
+        </w:trPr>
+        <w:tc>
+          <w:tcPr>
+            <w:tcW w:type="dxa" w:w="4300"/>
+            <w:tcBorders>
+              <w:top w:val="single" w:color="BFBFBF" w:sz="4"/>
+              <w:left w:val="single" w:color="BFBFBF" w:sz="4"/>
+              <w:bottom w:val="single" w:color="BFBFBF" w:sz="4"/>
+              <w:right w:val="single" w:color="BFBFBF" w:sz="4"/>
+            </w:tcBorders>
+            <w:shd w:fill="44546A" w:val="clear"/>
+            <w:tcMar>
+              <w:top w:type="dxa" w:w="60"/>
+              <w:left w:type="dxa" w:w="100"/>
+              <w:bottom w:type="dxa" w:w="60"/>
+              <w:right w:type="dxa" w:w="100"/>
+            </w:tcMar>
+            <w:vAlign w:val="center"/>
+          </w:tcPr>
+          <w:p>
+            <w:pPr>
+              <w:jc w:val="center"/>
+            </w:pPr>
+            <w:r>
+              <w:rPr>
+                <w:rFonts w:ascii="Yu Gothic" w:cs="Yu Gothic" w:eastAsia="Yu Gothic" w:hAnsi="Yu Gothic"/>
+                <w:b/>
+                <w:bCs/>
+                <w:color w:val="FFFFFF"/>
+                <w:sz w:val="18"/>
+                <w:szCs w:val="18"/>
+              </w:rPr>
+              <w:t xml:space="preserve">設問（前回報告書）</w:t>
+            </w:r>
+          </w:p>
+        </w:tc>
+        <w:tc>
+          <w:tcPr>
+            <w:tcW w:type="dxa" w:w="2100"/>
+            <w:tcBorders>
+              <w:top w:val="single" w:color="BFBFBF" w:sz="4"/>
+              <w:left w:val="single" w:color="BFBFBF" w:sz="4"/>
+              <w:bottom w:val="single" w:color="BFBFBF" w:sz="4"/>
+              <w:right w:val="single" w:color="BFBFBF" w:sz="4"/>
+            </w:tcBorders>
+            <w:shd w:fill="44546A" w:val="clear"/>
+            <w:tcMar>
+              <w:top w:type="dxa" w:w="60"/>
+              <w:left w:type="dxa" w:w="100"/>
+              <w:bottom w:type="dxa" w:w="60"/>
+              <w:right w:type="dxa" w:w="100"/>
+            </w:tcMar>
+            <w:vAlign w:val="center"/>
+          </w:tcPr>
+          <w:p>
+            <w:pPr>
+              <w:jc w:val="center"/>
+            </w:pPr>
+            <w:r>
+              <w:rPr>
+                <w:rFonts w:ascii="Yu Gothic" w:cs="Yu Gothic" w:eastAsia="Yu Gothic" w:hAnsi="Yu Gothic"/>
+                <w:b/>
+                <w:bCs/>
+                <w:color w:val="FFFFFF"/>
+                <w:sz w:val="18"/>
+                <w:szCs w:val="18"/>
+              </w:rPr>
+              <w:t xml:space="preserve">報告書の値</w:t>
+            </w:r>
+          </w:p>
+        </w:tc>
+        <w:tc>
+          <w:tcPr>
+            <w:tcW w:type="dxa" w:w="3506"/>
+            <w:tcBorders>
+              <w:top w:val="single" w:color="BFBFBF" w:sz="4"/>
+              <w:left w:val="single" w:color="BFBFBF" w:sz="4"/>
+              <w:bottom w:val="single" w:color="BFBFBF" w:sz="4"/>
+              <w:right w:val="single" w:color="BFBFBF" w:sz="4"/>
+            </w:tcBorders>
+            <w:shd w:fill="44546A" w:val="clear"/>
+            <w:tcMar>
+              <w:top w:type="dxa" w:w="60"/>
+              <w:left w:type="dxa" w:w="100"/>
+              <w:bottom w:type="dxa" w:w="60"/>
+              <w:right w:type="dxa" w:w="100"/>
+            </w:tcMar>
+            <w:vAlign w:val="center"/>
+          </w:tcPr>
+          <w:p>
+            <w:pPr>
+              <w:jc w:val="center"/>
+            </w:pPr>
+            <w:r>
+              <w:rPr>
+                <w:rFonts w:ascii="Yu Gothic" w:cs="Yu Gothic" w:eastAsia="Yu Gothic" w:hAnsi="Yu Gothic"/>
+                <w:b/>
+                <w:bCs/>
+                <w:color w:val="FFFFFF"/>
+                <w:sz w:val="18"/>
+                <w:szCs w:val="18"/>
+              </w:rPr>
+              <w:t xml:space="preserve">人口構成比で補正した推計値</w:t>
+            </w:r>
+          </w:p>
+        </w:tc>
+      </w:tr>
+      <w:tr>
+        <w:tc>
+          <w:tcPr>
+            <w:tcW w:type="dxa" w:w="4300"/>
+            <w:tcBorders>
+              <w:top w:val="single" w:color="BFBFBF" w:sz="4"/>
+              <w:left w:val="single" w:color="BFBFBF" w:sz="4"/>
+              <w:bottom w:val="single" w:color="BFBFBF" w:sz="4"/>
+              <w:right w:val="single" w:color="BFBFBF" w:sz="4"/>
+            </w:tcBorders>
+            <w:tcMar>
+              <w:top w:type="dxa" w:w="60"/>
+              <w:left w:type="dxa" w:w="100"/>
+              <w:bottom w:type="dxa" w:w="60"/>
+              <w:right w:type="dxa" w:w="100"/>
+            </w:tcMar>
+            <w:vAlign w:val="center"/>
+          </w:tcPr>
+          <w:p>
+            <w:pPr>
+              <w:spacing w:after="20"/>
+              <w:jc w:val="left"/>
+            </w:pPr>
+            <w:r>
+              <w:rPr>
+                <w:rFonts w:ascii="Yu Gothic" w:cs="Yu Gothic" w:eastAsia="Yu Gothic" w:hAnsi="Yu Gothic"/>
+                <w:b w:val="false"/>
+                <w:bCs w:val="false"/>
+                <w:sz w:val="18"/>
+                <w:szCs w:val="18"/>
+              </w:rPr>
+              <w:t xml:space="preserve">民生委員・児童委員を知っている</w:t>
+            </w:r>
+          </w:p>
+        </w:tc>
+        <w:tc>
+          <w:tcPr>
+            <w:tcW w:type="dxa" w:w="2100"/>
+            <w:tcBorders>
+              <w:top w:val="single" w:color="BFBFBF" w:sz="4"/>
+              <w:left w:val="single" w:color="BFBFBF" w:sz="4"/>
+              <w:bottom w:val="single" w:color="BFBFBF" w:sz="4"/>
+              <w:right w:val="single" w:color="BFBFBF" w:sz="4"/>
+            </w:tcBorders>
+            <w:tcMar>
+              <w:top w:type="dxa" w:w="60"/>
+              <w:left w:type="dxa" w:w="100"/>
+              <w:bottom w:type="dxa" w:w="60"/>
+              <w:right w:type="dxa" w:w="100"/>
+            </w:tcMar>
+            <w:vAlign w:val="center"/>
+          </w:tcPr>
+          <w:p>
+            <w:pPr>
+              <w:spacing w:after="20"/>
+              <w:jc w:val="left"/>
+            </w:pPr>
+            <w:r>
+              <w:rPr>
+                <w:rFonts w:ascii="Yu Gothic" w:cs="Yu Gothic" w:eastAsia="Yu Gothic" w:hAnsi="Yu Gothic"/>
+                <w:b w:val="false"/>
+                <w:bCs w:val="false"/>
+                <w:sz w:val="18"/>
+                <w:szCs w:val="18"/>
+              </w:rPr>
+              <w:t xml:space="preserve">59.7%</w:t>
+            </w:r>
+          </w:p>
+        </w:tc>
+        <w:tc>
+          <w:tcPr>
+            <w:tcW w:type="dxa" w:w="3506"/>
+            <w:tcBorders>
+              <w:top w:val="single" w:color="BFBFBF" w:sz="4"/>
+              <w:left w:val="single" w:color="BFBFBF" w:sz="4"/>
+              <w:bottom w:val="single" w:color="BFBFBF" w:sz="4"/>
+              <w:right w:val="single" w:color="BFBFBF" w:sz="4"/>
+            </w:tcBorders>
+            <w:tcMar>
+              <w:top w:type="dxa" w:w="60"/>
+              <w:left w:type="dxa" w:w="100"/>
+              <w:bottom w:type="dxa" w:w="60"/>
+              <w:right w:type="dxa" w:w="100"/>
+            </w:tcMar>
+            <w:vAlign w:val="center"/>
+          </w:tcPr>
+          <w:p>
+            <w:pPr>
+              <w:spacing w:after="20"/>
+              <w:jc w:val="left"/>
+            </w:pPr>
+            <w:r>
+              <w:rPr>
+                <w:rFonts w:ascii="Yu Gothic" w:cs="Yu Gothic" w:eastAsia="Yu Gothic" w:hAnsi="Yu Gothic"/>
+                <w:b w:val="false"/>
+                <w:bCs w:val="false"/>
+                <w:sz w:val="18"/>
+                <w:szCs w:val="18"/>
+              </w:rPr>
+              <w:t xml:space="preserve">56.1%（−3.6ポイント）</w:t>
+            </w:r>
+          </w:p>
+        </w:tc>
+      </w:tr>
+      <w:tr>
+        <w:tc>
+          <w:tcPr>
+            <w:tcW w:type="dxa" w:w="4300"/>
+            <w:tcBorders>
+              <w:top w:val="single" w:color="BFBFBF" w:sz="4"/>
+              <w:left w:val="single" w:color="BFBFBF" w:sz="4"/>
+              <w:bottom w:val="single" w:color="BFBFBF" w:sz="4"/>
+              <w:right w:val="single" w:color="BFBFBF" w:sz="4"/>
+            </w:tcBorders>
+            <w:shd w:fill="F2F2F2" w:val="clear"/>
+            <w:tcMar>
+              <w:top w:type="dxa" w:w="60"/>
+              <w:left w:type="dxa" w:w="100"/>
+              <w:bottom w:type="dxa" w:w="60"/>
+              <w:right w:type="dxa" w:w="100"/>
+            </w:tcMar>
+            <w:vAlign w:val="center"/>
+          </w:tcPr>
+          <w:p>
+            <w:pPr>
+              <w:spacing w:after="20"/>
+              <w:jc w:val="left"/>
+            </w:pPr>
+            <w:r>
+              <w:rPr>
+                <w:rFonts w:ascii="Yu Gothic" w:cs="Yu Gothic" w:eastAsia="Yu Gothic" w:hAnsi="Yu Gothic"/>
+                <w:b w:val="false"/>
+                <w:bCs w:val="false"/>
+                <w:sz w:val="18"/>
+                <w:szCs w:val="18"/>
+              </w:rPr>
+              <w:t xml:space="preserve">暮らしやすいと思う</w:t>
+            </w:r>
+          </w:p>
+        </w:tc>
+        <w:tc>
+          <w:tcPr>
+            <w:tcW w:type="dxa" w:w="2100"/>
+            <w:tcBorders>
+              <w:top w:val="single" w:color="BFBFBF" w:sz="4"/>
+              <w:left w:val="single" w:color="BFBFBF" w:sz="4"/>
+              <w:bottom w:val="single" w:color="BFBFBF" w:sz="4"/>
+              <w:right w:val="single" w:color="BFBFBF" w:sz="4"/>
+            </w:tcBorders>
+            <w:shd w:fill="F2F2F2" w:val="clear"/>
+            <w:tcMar>
+              <w:top w:type="dxa" w:w="60"/>
+              <w:left w:type="dxa" w:w="100"/>
+              <w:bottom w:type="dxa" w:w="60"/>
+              <w:right w:type="dxa" w:w="100"/>
+            </w:tcMar>
+            <w:vAlign w:val="center"/>
+          </w:tcPr>
+          <w:p>
+            <w:pPr>
+              <w:spacing w:after="20"/>
+              <w:jc w:val="left"/>
+            </w:pPr>
+            <w:r>
+              <w:rPr>
+                <w:rFonts w:ascii="Yu Gothic" w:cs="Yu Gothic" w:eastAsia="Yu Gothic" w:hAnsi="Yu Gothic"/>
+                <w:b w:val="false"/>
+                <w:bCs w:val="false"/>
+                <w:sz w:val="18"/>
+                <w:szCs w:val="18"/>
+              </w:rPr>
+              <w:t xml:space="preserve">63.8%</w:t>
+            </w:r>
+          </w:p>
+        </w:tc>
+        <w:tc>
+          <w:tcPr>
+            <w:tcW w:type="dxa" w:w="3506"/>
+            <w:tcBorders>
+              <w:top w:val="single" w:color="BFBFBF" w:sz="4"/>
+              <w:left w:val="single" w:color="BFBFBF" w:sz="4"/>
+              <w:bottom w:val="single" w:color="BFBFBF" w:sz="4"/>
+              <w:right w:val="single" w:color="BFBFBF" w:sz="4"/>
+            </w:tcBorders>
+            <w:shd w:fill="F2F2F2" w:val="clear"/>
+            <w:tcMar>
+              <w:top w:type="dxa" w:w="60"/>
+              <w:left w:type="dxa" w:w="100"/>
+              <w:bottom w:type="dxa" w:w="60"/>
+              <w:right w:type="dxa" w:w="100"/>
+            </w:tcMar>
+            <w:vAlign w:val="center"/>
+          </w:tcPr>
+          <w:p>
+            <w:pPr>
+              <w:spacing w:after="20"/>
+              <w:jc w:val="left"/>
+            </w:pPr>
+            <w:r>
+              <w:rPr>
+                <w:rFonts w:ascii="Yu Gothic" w:cs="Yu Gothic" w:eastAsia="Yu Gothic" w:hAnsi="Yu Gothic"/>
+                <w:b w:val="false"/>
+                <w:bCs w:val="false"/>
+                <w:sz w:val="18"/>
+                <w:szCs w:val="18"/>
+              </w:rPr>
+              <w:t xml:space="preserve">63.1%（−0.7ポイント）</w:t>
+            </w:r>
+          </w:p>
+        </w:tc>
+      </w:tr>
+      <w:tr>
+        <w:tc>
+          <w:tcPr>
+            <w:tcW w:type="dxa" w:w="4300"/>
+            <w:tcBorders>
+              <w:top w:val="single" w:color="BFBFBF" w:sz="4"/>
+              <w:left w:val="single" w:color="BFBFBF" w:sz="4"/>
+              <w:bottom w:val="single" w:color="BFBFBF" w:sz="4"/>
+              <w:right w:val="single" w:color="BFBFBF" w:sz="4"/>
+            </w:tcBorders>
+            <w:tcMar>
+              <w:top w:type="dxa" w:w="60"/>
+              <w:left w:type="dxa" w:w="100"/>
+              <w:bottom w:type="dxa" w:w="60"/>
+              <w:right w:type="dxa" w:w="100"/>
+            </w:tcMar>
+            <w:vAlign w:val="center"/>
+          </w:tcPr>
+          <w:p>
+            <w:pPr>
+              <w:spacing w:after="20"/>
+              <w:jc w:val="left"/>
+            </w:pPr>
+            <w:r>
+              <w:rPr>
+                <w:rFonts w:ascii="Yu Gothic" w:cs="Yu Gothic" w:eastAsia="Yu Gothic" w:hAnsi="Yu Gothic"/>
+                <w:b w:val="false"/>
+                <w:bCs w:val="false"/>
+                <w:sz w:val="18"/>
+                <w:szCs w:val="18"/>
+              </w:rPr>
+              <w:t xml:space="preserve">避難場所を知らない</w:t>
+            </w:r>
+          </w:p>
+        </w:tc>
+        <w:tc>
+          <w:tcPr>
+            <w:tcW w:type="dxa" w:w="2100"/>
+            <w:tcBorders>
+              <w:top w:val="single" w:color="BFBFBF" w:sz="4"/>
+              <w:left w:val="single" w:color="BFBFBF" w:sz="4"/>
+              <w:bottom w:val="single" w:color="BFBFBF" w:sz="4"/>
+              <w:right w:val="single" w:color="BFBFBF" w:sz="4"/>
+            </w:tcBorders>
+            <w:tcMar>
+              <w:top w:type="dxa" w:w="60"/>
+              <w:left w:type="dxa" w:w="100"/>
+              <w:bottom w:type="dxa" w:w="60"/>
+              <w:right w:type="dxa" w:w="100"/>
+            </w:tcMar>
+            <w:vAlign w:val="center"/>
+          </w:tcPr>
+          <w:p>
+            <w:pPr>
+              <w:spacing w:after="20"/>
+              <w:jc w:val="left"/>
+            </w:pPr>
+            <w:r>
+              <w:rPr>
+                <w:rFonts w:ascii="Yu Gothic" w:cs="Yu Gothic" w:eastAsia="Yu Gothic" w:hAnsi="Yu Gothic"/>
+                <w:b w:val="false"/>
+                <w:bCs w:val="false"/>
+                <w:sz w:val="18"/>
+                <w:szCs w:val="18"/>
+              </w:rPr>
+              <w:t xml:space="preserve">9.4%</w:t>
+            </w:r>
+          </w:p>
+        </w:tc>
+        <w:tc>
+          <w:tcPr>
+            <w:tcW w:type="dxa" w:w="3506"/>
+            <w:tcBorders>
+              <w:top w:val="single" w:color="BFBFBF" w:sz="4"/>
+              <w:left w:val="single" w:color="BFBFBF" w:sz="4"/>
+              <w:bottom w:val="single" w:color="BFBFBF" w:sz="4"/>
+              <w:right w:val="single" w:color="BFBFBF" w:sz="4"/>
+            </w:tcBorders>
+            <w:tcMar>
+              <w:top w:type="dxa" w:w="60"/>
+              <w:left w:type="dxa" w:w="100"/>
+              <w:bottom w:type="dxa" w:w="60"/>
+              <w:right w:type="dxa" w:w="100"/>
+            </w:tcMar>
+            <w:vAlign w:val="center"/>
+          </w:tcPr>
+          <w:p>
+            <w:pPr>
+              <w:spacing w:after="20"/>
+              <w:jc w:val="left"/>
+            </w:pPr>
+            <w:r>
+              <w:rPr>
+                <w:rFonts w:ascii="Yu Gothic" w:cs="Yu Gothic" w:eastAsia="Yu Gothic" w:hAnsi="Yu Gothic"/>
+                <w:b w:val="false"/>
+                <w:bCs w:val="false"/>
+                <w:sz w:val="18"/>
+                <w:szCs w:val="18"/>
+              </w:rPr>
+              <w:t xml:space="preserve">9.9%（＋0.5ポイント）</w:t>
+            </w:r>
+          </w:p>
+        </w:tc>
+      </w:tr>
+    </w:tbl>
+    <w:p>
+      <w:pPr>
+        <w:spacing w:after="140" w:line="300"/>
+        <w:jc w:val="left"/>
+      </w:pPr>
+      <w:r>
+        <w:rPr>
+          <w:rFonts w:ascii="Yu Gothic" w:cs="Yu Gothic" w:eastAsia="Yu Gothic" w:hAnsi="Yu Gothic"/>
+          <w:sz w:val="20"/>
+          <w:szCs w:val="20"/>
+        </w:rPr>
+        <w:t xml:space="preserve">差の大きさは設問によって異なり、年代による回答の開きが大きい設問ほど影響が大きくなります。民生委員・児童委員の認知度は70歳以上が77.1%、70歳未満が44.8%と32ポイントの開きがあるため補正の影響が3.6ポイントと最も大きく、「約6割が知っている」という水準は「6割にやや届かない」に近づきます。一方、暮らしやすさのように年代による差が単調でない設問では影響は1ポイント未満にとどまり、避難場所の認知のように補正によって数値が下がる（報告書の値が実態より良く見えていた）設問もあります。第3期計画に向けては、ウェイト集計を一律に「数値が大きく変わる手法」として扱うのではなく、設問ごとに補正前後の値を確認し、差が生じた設問を明示する形をご提案します。</w:t>
+      </w:r>
+    </w:p>
+    <w:p>
+      <w:pPr>
+        <w:spacing w:after="120" w:before="40"/>
+      </w:pPr>
+      <w:r>
+        <w:rPr>
+          <w:rFonts w:ascii="Yu Gothic" w:cs="Yu Gothic" w:eastAsia="Yu Gothic" w:hAnsi="Yu Gothic"/>
+          <w:i/>
+          <w:iCs/>
+          <w:color w:val="595959"/>
+          <w:sz w:val="18"/>
+          <w:szCs w:val="18"/>
+        </w:rPr>
+        <w:t xml:space="preserve">※ この試算は、10歳刻みの人口統計を入手できていないため70歳以上／70歳未満の2区分による概算です。契約後に町からご提供いただく住民基本台帳の性・年齢別人口を用い、4章（３）の設計により精緻化します。</w:t>
+      </w:r>
+    </w:p>
+    <w:p>
+      <w:pPr>
+        <w:spacing w:after="80" w:before="140"/>
+      </w:pPr>
+      <w:r>
+        <w:rPr>
+          <w:rFonts w:ascii="Yu Gothic" w:cs="Yu Gothic" w:eastAsia="Yu Gothic" w:hAnsi="Yu Gothic"/>
+          <w:b/>
+          <w:bCs/>
+          <w:color w:val="1F4E78"/>
+          <w:sz w:val="20"/>
+          <w:szCs w:val="20"/>
+        </w:rPr>
+        <w:t xml:space="preserve">■回答数が少ない集計単位の取扱い</w:t>
+      </w:r>
+    </w:p>
+    <w:p>
+      <w:pPr>
+        <w:spacing w:after="140" w:line="300"/>
+        <w:jc w:val="left"/>
+      </w:pPr>
+      <w:r>
+        <w:rPr>
+          <w:rFonts w:ascii="Yu Gothic" w:cs="Yu Gothic" w:eastAsia="Yu Gothic" w:hAnsi="Yu Gothic"/>
+          <w:sz w:val="20"/>
+          <w:szCs w:val="20"/>
+        </w:rPr>
+        <w:t xml:space="preserve">地区別・年代別に細分化した数値は、回答数が少ないため単独では施策の根拠になりません。前回報告書の「螺湾小学校区では“暮らしやすいと思う”が74.3%と他の地区に比べて高い」という記述は、回答数35に対する95%信頼区間が±15ポイント程度であり、全体（63.8%）との10.5ポイントの差は統計的に有意とはいえません。30歳代の民生委員・児童委員の認知度20.5%（回答数39）も、区間は8%〜33%程度に広がります。第3期計画では、こうした細分値に信頼区間を併記し、有意差の有無を明示したうえで記述することをご提案します。</w:t>
+      </w:r>
+    </w:p>
+    <w:p>
+      <w:pPr>
+        <w:spacing w:after="140" w:line="300"/>
+        <w:jc w:val="left"/>
+      </w:pPr>
+      <w:r>
+        <w:rPr>
+          <w:rFonts w:ascii="Yu Gothic" w:cs="Yu Gothic" w:eastAsia="Yu Gothic" w:hAnsi="Yu Gothic"/>
+          <w:sz w:val="20"/>
+          <w:szCs w:val="20"/>
+        </w:rPr>
+        <w:t xml:space="preserve">同時に、全体値だけを見ていると見えにくい論点があることも確認できました。10・20歳代は「避難場所を知らない」が22.9%（全体9.4%）、前回報告書自身が記載するとおり「ほとんど近所付き合いがない」が22.9%（全体4.6%）と高く、いずれも回答数が少ないため断定はできないものの、若年層への周知と孤立防止という第3期計画の検討材料になります。</w:t>
+      </w:r>
+    </w:p>
+    <w:p>
+      <w:pPr>
+        <w:spacing w:after="80" w:before="140"/>
+      </w:pPr>
+      <w:r>
+        <w:rPr>
+          <w:rFonts w:ascii="Yu Gothic" w:cs="Yu Gothic" w:eastAsia="Yu Gothic" w:hAnsi="Yu Gothic"/>
+          <w:b/>
+          <w:bCs/>
+          <w:color w:val="1F4E78"/>
+          <w:sz w:val="20"/>
+          <w:szCs w:val="20"/>
+        </w:rPr>
+        <w:t xml:space="preserve">■障がい者アンケートにおける手帳種別の偏り</w:t>
+      </w:r>
+    </w:p>
+    <w:p>
+      <w:pPr>
+        <w:spacing w:after="140" w:line="300"/>
+        <w:jc w:val="left"/>
+      </w:pPr>
+      <w:r>
+        <w:rPr>
+          <w:rFonts w:ascii="Yu Gothic" w:cs="Yu Gothic" w:eastAsia="Yu Gothic" w:hAnsi="Yu Gothic"/>
+          <w:sz w:val="20"/>
+          <w:szCs w:val="20"/>
+        </w:rPr>
+        <w:t xml:space="preserve">障がい者アンケートについては、回答者の年齢構成は手帳所持者全体と大きくは違いません（65歳以上の割合は回答者65.1%に対し手帳所持者68.8%）。一方で手帳種別の構成には差があります。療育手帳所持者は3手帳所持者の14.4%（66人／459人）を占めますが、集計に反映される割合は7〜8%程度にとどまり、意見の反映度が実質的に半分程度になっています。障がい児支援に関する目標設定の基礎データとなる部分であるため、次期計画に向けては、4章（４）でお示しする手帳種別による無回答調整ウェイトが特に重要になります。</w:t>
+      </w:r>
+    </w:p>
+    <w:p>
+      <w:pPr>
         <w:spacing w:after="100" w:before="220"/>
       </w:pPr>
       <w:bookmarkStart w:id="909" w:name="_Toc_s3_7"/>
@@ -6902,12 +7471,8 @@
       </w:tr>
     </w:tbl>
     <w:p>
-      <w:r>
-        <w:br w:type="page"/>
-      </w:r>
-    </w:p>
-    <w:p>
-      <w:pPr>
+      <w:pPr>
+        <w:pageBreakBefore/>
         <w:pBdr>
           <w:bottom w:val="single" w:color="1F4E78" w:sz="6" w:space="4"/>
         </w:pBdr>
@@ -8086,6 +8651,20 @@
     </w:p>
     <w:p>
       <w:pPr>
+        <w:spacing w:after="140" w:line="300"/>
+        <w:jc w:val="left"/>
+      </w:pPr>
+      <w:r>
+        <w:rPr>
+          <w:rFonts w:ascii="Yu Gothic" w:cs="Yu Gothic" w:eastAsia="Yu Gothic" w:hAnsi="Yu Gothic"/>
+          <w:sz w:val="20"/>
+          <w:szCs w:val="20"/>
+        </w:rPr>
+        <w:t xml:space="preserve">あわせて、地区別・年代別など回答数が少ないセルについては信頼区間を併記し、統計的に有意といえない差を地域特性・年代特性として断定しないという編集基準を、報告書の作成基準としてあらかじめ設定します。3章（６）でお示しした回答数35〜39の地区別・年代別の値が、これに該当します。</w:t>
+      </w:r>
+    </w:p>
+    <w:p>
+      <w:pPr>
         <w:spacing w:after="100" w:before="220"/>
       </w:pPr>
       <w:bookmarkStart w:id="914" w:name="_Toc_s4_4"/>
@@ -8113,7 +8692,7 @@
           <w:sz w:val="20"/>
           <w:szCs w:val="20"/>
         </w:rPr>
-        <w:t xml:space="preserve">身体障害者手帳・療育手帳・精神保健福祉手帳所持者の延べ人数は459人（令和5年12月末、手帳種別ごとの単純合計）です。複数の手帳を併せ持つ方がいる場合、実人数は459人を下回る可能性があるため、最新の名簿で重複を除いた実人数を確認したうえで、500票が悉皆に近い規模かどうかを判断します。実人数が500人を大きく下回る場合は抽出ウェイトは不要となる一方、いずれの場合も手帳種別による回収率の差を補正する無回答調整ウェイトの活用が有効です。あわせて、単一の調査票の中で以下の工夫を行い、より多くの当事者の声を反映できる設計とします。</w:t>
+        <w:t xml:space="preserve">身体障害者手帳・療育手帳・精神保健福祉手帳所持者の延べ人数は459人（令和5年12月末、手帳種別ごとの単純合計）です。複数の手帳を併せ持つ方がいる場合、実人数は459人を下回る可能性があるため、最新の名簿で重複を除いた実人数を確認したうえで、500票が悉皆に近い規模かどうかを判断します。実人数が500人を大きく下回る場合は抽出ウェイトは不要となる一方、いずれの場合も手帳種別による回収率の差を補正する無回答調整ウェイトの活用が有効です（3章（６）のとおり、前回調査では療育手帳所持者の反映度が実質的に半分程度にとどまっていました）。あわせて、単一の調査票の中で以下の工夫を行い、より多くの当事者の声を反映できる設計とします。</w:t>
       </w:r>
     </w:p>
     <w:p>
@@ -12210,12 +12789,8 @@
       </w:tr>
     </w:tbl>
     <w:p>
-      <w:r>
-        <w:br w:type="page"/>
-      </w:r>
-    </w:p>
-    <w:p>
-      <w:pPr>
+      <w:pPr>
+        <w:pageBreakBefore/>
         <w:pBdr>
           <w:bottom w:val="single" w:color="1F4E78" w:sz="6" w:space="4"/>
         </w:pBdr>
@@ -13230,12 +13805,8 @@
       </w:r>
     </w:p>
     <w:p>
-      <w:r>
-        <w:br w:type="page"/>
-      </w:r>
-    </w:p>
-    <w:p>
-      <w:pPr>
+      <w:pPr>
+        <w:pageBreakBefore/>
         <w:pBdr>
           <w:bottom w:val="single" w:color="1F4E78" w:sz="6" w:space="4"/>
         </w:pBdr>
@@ -15648,12 +16219,8 @@
       </w:r>
     </w:p>
     <w:p>
-      <w:r>
-        <w:br w:type="page"/>
-      </w:r>
-    </w:p>
-    <w:p>
-      <w:pPr>
+      <w:pPr>
+        <w:pageBreakBefore/>
         <w:pBdr>
           <w:bottom w:val="single" w:color="1F4E78" w:sz="6" w:space="4"/>
         </w:pBdr>
@@ -15938,12 +16505,8 @@
       </w:r>
     </w:p>
     <w:p>
-      <w:r>
-        <w:br w:type="page"/>
-      </w:r>
-    </w:p>
-    <w:p>
-      <w:pPr>
+      <w:pPr>
+        <w:pageBreakBefore/>
         <w:pBdr>
           <w:bottom w:val="single" w:color="1F4E78" w:sz="6" w:space="4"/>
         </w:pBdr>
@@ -16094,12 +16657,8 @@
       </w:r>
     </w:p>
     <w:p>
-      <w:r>
-        <w:br w:type="page"/>
-      </w:r>
-    </w:p>
-    <w:p>
-      <w:pPr>
+      <w:pPr>
+        <w:pageBreakBefore/>
         <w:pBdr>
           <w:bottom w:val="single" w:color="1F4E78" w:sz="6" w:space="4"/>
         </w:pBdr>
